--- a/TestFile_4.docx
+++ b/TestFile_4.docx
@@ -13,16 +13,16 @@
         <w:t xml:space="preserve">Рисунок </w:t>
       </w:r>
       <w:r>
-        <w:t>{</w:t>
+        <w:t>1</w:t>
       </w:r>
       <w:r>
         <w:rPr>
           <w:lang w:val="en-US"/>
         </w:rPr>
-        <w:t>NP</w:t>
-      </w:r>
-      <w:r>
-        <w:t>}</w:t>
+        <w:t/>
+      </w:r>
+      <w:r>
+        <w:t/>
       </w:r>
       <w:r>
         <w:t xml:space="preserve"> – тестовый рисунок Новостарт</w:t>
@@ -34,7 +34,7 @@
         <w:t xml:space="preserve">Рисунок </w:t>
       </w:r>
       <w:r>
-        <w:t>{}</w:t>
+        <w:t>2</w:t>
       </w:r>
       <w:r>
         <w:t xml:space="preserve"> – тестовый рисунок 1</w:t>
@@ -46,7 +46,7 @@
         <w:t xml:space="preserve">Абзац с подписями рисунков. На рисунках </w:t>
       </w:r>
       <w:r>
-        <w:t>{}</w:t>
+        <w:t>0</w:t>
       </w:r>
       <w:r>
         <w:t xml:space="preserve"> показаны тестовые надписи с номерами. Вроде должен получиться тестовый рисунок 2.</w:t>
@@ -63,7 +63,7 @@
         <w:t xml:space="preserve">Рисунок </w:t>
       </w:r>
       <w:r>
-        <w:t>{}</w:t>
+        <w:t>3</w:t>
       </w:r>
       <w:r>
         <w:t xml:space="preserve"> – тестовый рисунок 2</w:t>
@@ -78,43 +78,43 @@
         <w:t xml:space="preserve"> И вот тут на рисунках </w:t>
       </w:r>
       <w:r>
-        <w:t>{</w:t>
+        <w:t/>
       </w:r>
       <w:r>
         <w:rPr>
           <w:lang w:val="en-US"/>
         </w:rPr>
-        <w:t>N</w:t>
-      </w:r>
-      <w:r>
-        <w:t xml:space="preserve">}, </w:t>
-      </w:r>
-      <w:r>
-        <w:t>{</w:t>
+        <w:t/>
+      </w:r>
+      <w:r>
+        <w:t xml:space="preserve">Nice...</w:t>
+      </w:r>
+      <w:r>
+        <w:t/>
       </w:r>
       <w:r>
         <w:rPr>
           <w:lang w:val="en-US"/>
         </w:rPr>
-        <w:t>N</w:t>
-      </w:r>
-      <w:r>
-        <w:t xml:space="preserve"> + 1}, {</w:t>
+        <w:t/>
+      </w:r>
+      <w:r>
+        <w:t xml:space="preserve"> + 1}, </w:t>
       </w:r>
       <w:r>
         <w:rPr>
           <w:lang w:val="en-US"/>
         </w:rPr>
-        <w:t>N</w:t>
-      </w:r>
-      <w:r>
-        <w:t xml:space="preserve"> + </w:t>
-      </w:r>
-      <w:r>
-        <w:t>3</w:t>
-      </w:r>
-      <w:r>
-        <w:t xml:space="preserve">}, </w:t>
+        <w:t/>
+      </w:r>
+      <w:r>
+        <w:t xml:space="preserve"/>
+      </w:r>
+      <w:r>
+        <w:t/>
+      </w:r>
+      <w:r>
+        <w:t xml:space="preserve">Nice...</w:t>
       </w:r>
       <w:r>
         <w:t>должно получится тестовые рисунки</w:t>
@@ -138,16 +138,16 @@
         <w:t xml:space="preserve">Рисунок </w:t>
       </w:r>
       <w:r>
-        <w:t>{</w:t>
+        <w:t>1</w:t>
       </w:r>
       <w:r>
         <w:rPr>
           <w:lang w:val="en-US"/>
         </w:rPr>
-        <w:t>NP</w:t>
-      </w:r>
-      <w:r>
-        <w:t>}</w:t>
+        <w:t/>
+      </w:r>
+      <w:r>
+        <w:t/>
       </w:r>
       <w:r>
         <w:t xml:space="preserve"> – тестовый рисунок Новостарт</w:t>
@@ -159,7 +159,7 @@
         <w:t xml:space="preserve">Рисунок </w:t>
       </w:r>
       <w:r>
-        <w:t>{}</w:t>
+        <w:t>2</w:t>
       </w:r>
       <w:r>
         <w:t xml:space="preserve"> – тестовый рисунок </w:t>
@@ -174,7 +174,7 @@
         <w:t xml:space="preserve">Рисунок </w:t>
       </w:r>
       <w:r>
-        <w:t>{}</w:t>
+        <w:t>3</w:t>
       </w:r>
       <w:r>
         <w:t xml:space="preserve"> – тестовый рисунок </w:t>
@@ -189,7 +189,7 @@
         <w:t xml:space="preserve">Рисунок </w:t>
       </w:r>
       <w:r>
-        <w:t>{}</w:t>
+        <w:t>4</w:t>
       </w:r>
       <w:r>
         <w:t xml:space="preserve"> – тестовый рисунок </w:t>
@@ -207,28 +207,28 @@
         <w:t xml:space="preserve"> Но на рисунке </w:t>
       </w:r>
       <w:r>
-        <w:t>{</w:t>
+        <w:t/>
       </w:r>
       <w:r>
         <w:rPr>
           <w:lang w:val="en-US"/>
         </w:rPr>
-        <w:t>P</w:t>
-      </w:r>
-      <w:r>
-        <w:t xml:space="preserve">}, </w:t>
-      </w:r>
-      <w:r>
-        <w:t xml:space="preserve"> {</w:t>
+        <w:t/>
+      </w:r>
+      <w:r>
+        <w:t xml:space="preserve">Nice...</w:t>
+      </w:r>
+      <w:r>
+        <w:t xml:space="preserve"> </w:t>
       </w:r>
       <w:r>
         <w:rPr>
           <w:lang w:val="en-US"/>
         </w:rPr>
-        <w:t>P</w:t>
-      </w:r>
-      <w:r>
-        <w:t xml:space="preserve"> + 1} </w:t>
+        <w:t/>
+      </w:r>
+      <w:r>
+        <w:t xml:space="preserve">Nice...</w:t>
       </w:r>
       <w:r>
         <w:t>должен получится</w:t>

--- a/TestFile_4.docx
+++ b/TestFile_4.docx
@@ -13,16 +13,16 @@
         <w:t xml:space="preserve">Рисунок </w:t>
       </w:r>
       <w:r>
-        <w:t>1</w:t>
+        <w:t>{</w:t>
       </w:r>
       <w:r>
         <w:rPr>
           <w:lang w:val="en-US"/>
         </w:rPr>
-        <w:t/>
-      </w:r>
-      <w:r>
-        <w:t/>
+        <w:t>NP</w:t>
+      </w:r>
+      <w:r>
+        <w:t>}</w:t>
       </w:r>
       <w:r>
         <w:t xml:space="preserve"> – тестовый рисунок Новостарт</w:t>
@@ -34,7 +34,7 @@
         <w:t xml:space="preserve">Рисунок </w:t>
       </w:r>
       <w:r>
-        <w:t>2</w:t>
+        <w:t>{}</w:t>
       </w:r>
       <w:r>
         <w:t xml:space="preserve"> – тестовый рисунок 1</w:t>
@@ -46,111 +46,123 @@
         <w:t xml:space="preserve">Абзац с подписями рисунков. На рисунках </w:t>
       </w:r>
       <w:r>
-        <w:t>0</w:t>
-      </w:r>
-      <w:r>
-        <w:t xml:space="preserve"> показаны тестовые надписи с номерами. Вроде должен получиться тестовый рисунок 2.</w:t>
-      </w:r>
-    </w:p>
-    <w:p>
-      <w:r>
-        <w:t>Здесь тестовый текст снова….</w:t>
-      </w:r>
-    </w:p>
-    <w:p/>
-    <w:p>
-      <w:r>
-        <w:t xml:space="preserve">Рисунок </w:t>
-      </w:r>
-      <w:r>
-        <w:t>3</w:t>
-      </w:r>
-      <w:r>
-        <w:t xml:space="preserve"> – тестовый рисунок 2</w:t>
-      </w:r>
-    </w:p>
-    <w:p/>
-    <w:p>
-      <w:r>
-        <w:t>Новый тест….</w:t>
-      </w:r>
-      <w:r>
-        <w:t xml:space="preserve"> И вот тут на рисунках </w:t>
-      </w:r>
-      <w:r>
-        <w:t/>
+        <w:t>{</w:t>
       </w:r>
       <w:r>
         <w:rPr>
           <w:lang w:val="en-US"/>
         </w:rPr>
-        <w:t/>
-      </w:r>
-      <w:r>
-        <w:t xml:space="preserve">Nice...</w:t>
-      </w:r>
-      <w:r>
-        <w:t/>
+        <w:t>N</w:t>
+      </w:r>
+      <w:r>
+        <w:t>}</w:t>
+      </w:r>
+      <w:r>
+        <w:t>, {</w:t>
       </w:r>
       <w:r>
         <w:rPr>
           <w:lang w:val="en-US"/>
         </w:rPr>
-        <w:t/>
-      </w:r>
-      <w:r>
-        <w:t xml:space="preserve"> + 1}, </w:t>
+        <w:t>P</w:t>
+      </w:r>
+      <w:r>
+        <w:t>}</w:t>
+      </w:r>
+      <w:r>
+        <w:t xml:space="preserve"> показаны тестовые надписи с номерами. Вроде должен получиться тестовый рисунок 2</w:t>
+      </w:r>
+      <w:r>
+        <w:t xml:space="preserve"> </w:t>
+      </w:r>
+      <w:r>
+        <w:t>и 1</w:t>
+      </w:r>
+      <w:r>
+        <w:t>.</w:t>
+      </w:r>
+    </w:p>
+    <w:p>
+      <w:r>
+        <w:t>Здесь тестовый текст снова….</w:t>
+      </w:r>
+    </w:p>
+    <w:p/>
+    <w:p>
+      <w:r>
+        <w:t xml:space="preserve">Рисунок </w:t>
+      </w:r>
+      <w:r>
+        <w:t>{}</w:t>
+      </w:r>
+      <w:r>
+        <w:t xml:space="preserve"> – тестовый рисунок 2</w:t>
+      </w:r>
+    </w:p>
+    <w:p/>
+    <w:p>
+      <w:r>
+        <w:t>Новый тест….</w:t>
+      </w:r>
+      <w:r>
+        <w:t xml:space="preserve"> И вот тут на рисунках </w:t>
+      </w:r>
+      <w:r>
+        <w:t>{</w:t>
+      </w:r>
+      <w:r>
+        <w:t>N</w:t>
+      </w:r>
+      <w:r>
+        <w:t xml:space="preserve"> + </w:t>
+      </w:r>
+      <w:r>
+        <w:t>1</w:t>
+      </w:r>
+      <w:r>
+        <w:t xml:space="preserve">}, </w:t>
+      </w:r>
+      <w:r>
+        <w:t>{</w:t>
       </w:r>
       <w:r>
         <w:rPr>
           <w:lang w:val="en-US"/>
         </w:rPr>
-        <w:t/>
-      </w:r>
-      <w:r>
-        <w:t xml:space="preserve"/>
-      </w:r>
-      <w:r>
-        <w:t/>
-      </w:r>
-      <w:r>
-        <w:t xml:space="preserve">Nice...</w:t>
-      </w:r>
-      <w:r>
-        <w:t>должно получится тестовые рисунки</w:t>
-      </w:r>
-      <w:r>
-        <w:t xml:space="preserve"> 1,</w:t>
-      </w:r>
-      <w:r>
-        <w:t xml:space="preserve"> 3 и </w:t>
-      </w:r>
-      <w:r>
-        <w:t>5</w:t>
-      </w:r>
-      <w:r>
-        <w:t>.</w:t>
-      </w:r>
-    </w:p>
-    <w:p/>
-    <w:p>
-      <w:r>
-        <w:t xml:space="preserve">Рисунок </w:t>
-      </w:r>
-      <w:r>
-        <w:t>1</w:t>
+        <w:t>N</w:t>
+      </w:r>
+      <w:r>
+        <w:t>}, {</w:t>
       </w:r>
       <w:r>
         <w:rPr>
           <w:lang w:val="en-US"/>
         </w:rPr>
-        <w:t/>
-      </w:r>
-      <w:r>
-        <w:t/>
-      </w:r>
-      <w:r>
-        <w:t xml:space="preserve"> – тестовый рисунок Новостарт</w:t>
+        <w:t>N</w:t>
+      </w:r>
+      <w:r>
+        <w:t xml:space="preserve"> + 2} </w:t>
+      </w:r>
+      <w:r>
+        <w:t>должно получится тестовые рисунки</w:t>
+      </w:r>
+      <w:r>
+        <w:t xml:space="preserve"> 1,</w:t>
+      </w:r>
+      <w:r>
+        <w:t xml:space="preserve"> </w:t>
+      </w:r>
+      <w:r>
+        <w:t>2</w:t>
+      </w:r>
+      <w:r>
+        <w:t xml:space="preserve"> и </w:t>
+      </w:r>
+      <w:r>
+        <w:t>3</w:t>
+      </w:r>
+      <w:r>
+        <w:t>.</w:t>
       </w:r>
     </w:p>
     <w:p/>
@@ -159,76 +171,85 @@
         <w:t xml:space="preserve">Рисунок </w:t>
       </w:r>
       <w:r>
-        <w:t>2</w:t>
-      </w:r>
-      <w:r>
-        <w:t xml:space="preserve"> – тестовый рисунок </w:t>
-      </w:r>
-      <w:r>
-        <w:t>3</w:t>
-      </w:r>
-    </w:p>
-    <w:p/>
-    <w:p>
-      <w:r>
-        <w:t xml:space="preserve">Рисунок </w:t>
-      </w:r>
-      <w:r>
-        <w:t>3</w:t>
-      </w:r>
-      <w:r>
-        <w:t xml:space="preserve"> – тестовый рисунок </w:t>
-      </w:r>
-      <w:r>
-        <w:t>4</w:t>
-      </w:r>
-    </w:p>
-    <w:p/>
-    <w:p>
-      <w:r>
-        <w:t xml:space="preserve">Рисунок </w:t>
-      </w:r>
-      <w:r>
-        <w:t>4</w:t>
-      </w:r>
-      <w:r>
-        <w:t xml:space="preserve"> – тестовый рисунок </w:t>
-      </w:r>
-      <w:r>
-        <w:t>5</w:t>
-      </w:r>
-    </w:p>
-    <w:p/>
-    <w:p>
-      <w:r>
-        <w:t>Множество рисунков…</w:t>
-      </w:r>
-      <w:r>
-        <w:t xml:space="preserve"> Но на рисунке </w:t>
-      </w:r>
-      <w:r>
-        <w:t/>
+        <w:t>{</w:t>
       </w:r>
       <w:r>
         <w:rPr>
           <w:lang w:val="en-US"/>
         </w:rPr>
-        <w:t/>
-      </w:r>
-      <w:r>
-        <w:t xml:space="preserve">Nice...</w:t>
-      </w:r>
-      <w:r>
-        <w:t xml:space="preserve"> </w:t>
+        <w:t>NP</w:t>
+      </w:r>
+      <w:r>
+        <w:t>}</w:t>
+      </w:r>
+      <w:r>
+        <w:t xml:space="preserve"> – тестовый рисунок Новостарт</w:t>
+      </w:r>
+    </w:p>
+    <w:p/>
+    <w:p>
+      <w:r>
+        <w:t xml:space="preserve">Рисунок </w:t>
+      </w:r>
+      <w:r>
+        <w:t>{}</w:t>
+      </w:r>
+      <w:r>
+        <w:t xml:space="preserve"> – тестовый рисунок </w:t>
+      </w:r>
+      <w:r>
+        <w:t>3</w:t>
+      </w:r>
+    </w:p>
+    <w:p/>
+    <w:p>
+      <w:r>
+        <w:t xml:space="preserve">Рисунок </w:t>
+      </w:r>
+      <w:r>
+        <w:t xml:space="preserve">{} </w:t>
+      </w:r>
+      <w:r>
+        <w:t xml:space="preserve">– тестовый рисунок </w:t>
+      </w:r>
+      <w:r>
+        <w:t>4</w:t>
+      </w:r>
+    </w:p>
+    <w:p/>
+    <w:p>
+      <w:r>
+        <w:t xml:space="preserve">Рисунок </w:t>
+      </w:r>
+      <w:r>
+        <w:t>{}</w:t>
+      </w:r>
+      <w:r>
+        <w:t xml:space="preserve"> – тестовый рисунок </w:t>
+      </w:r>
+      <w:r>
+        <w:t>5</w:t>
+      </w:r>
+    </w:p>
+    <w:p/>
+    <w:p>
+      <w:r>
+        <w:t>Множество рисунков…</w:t>
+      </w:r>
+      <w:r>
+        <w:t xml:space="preserve"> Но на рисунке </w:t>
+      </w:r>
+      <w:r>
+        <w:t>{</w:t>
       </w:r>
       <w:r>
         <w:rPr>
           <w:lang w:val="en-US"/>
         </w:rPr>
-        <w:t/>
-      </w:r>
-      <w:r>
-        <w:t xml:space="preserve">Nice...</w:t>
+        <w:t>P</w:t>
+      </w:r>
+      <w:r>
+        <w:t xml:space="preserve">} </w:t>
       </w:r>
       <w:r>
         <w:t>должен получится</w:t>

--- a/TestFile_4.docx
+++ b/TestFile_4.docx
@@ -5,6 +5,18 @@
     <w:p>
       <w:r>
         <w:t>Здесь тестовый текст…</w:t>
+      </w:r>
+      <w:r>
+        <w:t xml:space="preserve"> </w:t>
+      </w:r>
+      <w:r>
+        <w:t xml:space="preserve">Рисунки </w:t>
+      </w:r>
+      <w:r>
+        <w:t xml:space="preserve">{}, {}, {} </w:t>
+      </w:r>
+      <w:r>
+        <w:t>появятся здесь.</w:t>
       </w:r>
     </w:p>
     <w:p/>
